--- a/Received/4/4, english ii.docx
+++ b/Received/4/4, english ii.docx
@@ -75,6 +75,16 @@
                               </w:rPr>
                               <w:t>D-</w:t>
                             </w:r>
+                            <w:r>
+                              <w:rPr>
+                                <w:rFonts w:ascii="Times New Roman" w:hAnsi="Times New Roman" w:cs="Times New Roman"/>
+                                <w:b/>
+                                <w:bCs/>
+                                <w:sz w:val="32"/>
+                                <w:szCs w:val="32"/>
+                              </w:rPr>
+                              <w:t>17</w:t>
+                            </w:r>
                           </w:p>
                         </w:txbxContent>
                       </wps:txbx>
@@ -112,6 +122,16 @@
                           <w:szCs w:val="32"/>
                         </w:rPr>
                         <w:t>D-</w:t>
+                      </w:r>
+                      <w:r>
+                        <w:rPr>
+                          <w:rFonts w:ascii="Times New Roman" w:hAnsi="Times New Roman" w:cs="Times New Roman"/>
+                          <w:b/>
+                          <w:bCs/>
+                          <w:sz w:val="32"/>
+                          <w:szCs w:val="32"/>
+                        </w:rPr>
+                        <w:t>17</w:t>
                       </w:r>
                     </w:p>
                   </w:txbxContent>
@@ -198,7 +218,7 @@
           </mc:Choice>
           <mc:Fallback>
             <w:pict>
-              <v:rect w14:anchorId="6B77ACE9" id="Rectangle 1" o:spid="_x0000_s1026" style="position:absolute;margin-left:0;margin-top:.65pt;width:37.75pt;height:46.05pt;z-index:251649024;visibility:visible;mso-wrap-style:square;mso-width-percent:0;mso-height-percent:0;mso-wrap-distance-left:9pt;mso-wrap-distance-top:0;mso-wrap-distance-right:9pt;mso-wrap-distance-bottom:0;mso-position-horizontal:absolute;mso-position-horizontal-relative:margin;mso-position-vertical:absolute;mso-position-vertical-relative:text;mso-width-percent:0;mso-height-percent:0;mso-width-relative:margin;mso-height-relative:margin;v-text-anchor:middle" o:gfxdata="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" stroked="f" strokeweight="2pt">
+              <v:rect w14:anchorId="34453309" id="Rectangle 1" o:spid="_x0000_s1026" style="position:absolute;margin-left:0;margin-top:.65pt;width:37.75pt;height:46.05pt;z-index:251649024;visibility:visible;mso-wrap-style:square;mso-width-percent:0;mso-height-percent:0;mso-wrap-distance-left:9pt;mso-wrap-distance-top:0;mso-wrap-distance-right:9pt;mso-wrap-distance-bottom:0;mso-position-horizontal:absolute;mso-position-horizontal-relative:margin;mso-position-vertical:absolute;mso-position-vertical-relative:text;mso-width-percent:0;mso-height-percent:0;mso-width-relative:margin;mso-height-relative:margin;v-text-anchor:middle" o:gfxdata="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" stroked="f" strokeweight="2pt">
                 <v:fill r:id="rId7" o:title="" recolor="t" rotate="t" type="frame"/>
                 <w10:wrap anchorx="margin"/>
               </v:rect>
@@ -252,27 +272,7 @@
           <w:sz w:val="24"/>
           <w:szCs w:val="24"/>
         </w:rPr>
-        <w:t xml:space="preserve">Ratnanagar-7, </w:t>
-      </w:r>
-      <w:proofErr w:type="spellStart"/>
-      <w:r>
-        <w:rPr>
-          <w:rFonts w:ascii="Times New Roman" w:hAnsi="Times New Roman" w:cs="Times New Roman"/>
-          <w:b/>
-          <w:sz w:val="24"/>
-          <w:szCs w:val="24"/>
-        </w:rPr>
-        <w:t>Sauraha</w:t>
-      </w:r>
-      <w:proofErr w:type="spellEnd"/>
-      <w:r>
-        <w:rPr>
-          <w:rFonts w:ascii="Times New Roman" w:hAnsi="Times New Roman" w:cs="Times New Roman"/>
-          <w:b/>
-          <w:sz w:val="24"/>
-          <w:szCs w:val="24"/>
-        </w:rPr>
-        <w:t>, Chitwan</w:t>
+        <w:t>Ratnanagar-7, Sauraha, Chitwan</w:t>
       </w:r>
     </w:p>
     <w:p>
@@ -735,7 +735,7 @@
                 </mc:Choice>
                 <mc:Fallback>
                   <w:pict>
-                    <v:rect w14:anchorId="21AF793C" id="Rectangle 2" o:spid="_x0000_s1026" style="position:absolute;margin-left:427.35pt;margin-top:8.15pt;width:86.25pt;height:34.35pt;z-index:251650048;visibility:visible;mso-wrap-style:square;mso-width-percent:0;mso-height-percent:0;mso-wrap-distance-left:9pt;mso-wrap-distance-top:0;mso-wrap-distance-right:9pt;mso-wrap-distance-bottom:0;mso-position-horizontal:absolute;mso-position-horizontal-relative:text;mso-position-vertical:absolute;mso-position-vertical-relative:text;mso-width-percent:0;mso-height-percent:0;mso-width-relative:page;mso-height-relative:margin;v-text-anchor:middle" o:gfxdata="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" fillcolor="white [3201]" strokecolor="black [3213]" strokeweight="2.25pt">
+                    <v:rect w14:anchorId="4C911A52" id="Rectangle 2" o:spid="_x0000_s1026" style="position:absolute;margin-left:427.35pt;margin-top:8.15pt;width:86.25pt;height:34.35pt;z-index:251650048;visibility:visible;mso-wrap-style:square;mso-width-percent:0;mso-height-percent:0;mso-wrap-distance-left:9pt;mso-wrap-distance-top:0;mso-wrap-distance-right:9pt;mso-wrap-distance-bottom:0;mso-position-horizontal:absolute;mso-position-horizontal-relative:text;mso-position-vertical:absolute;mso-position-vertical-relative:text;mso-width-percent:0;mso-height-percent:0;mso-width-relative:page;mso-height-relative:margin;v-text-anchor:middle" o:gfxdata="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" fillcolor="white [3201]" strokecolor="black [3213]" strokeweight="2.25pt">
                       <v:path arrowok="t"/>
                     </v:rect>
                   </w:pict>
@@ -1104,7 +1104,7 @@
           </mc:Choice>
           <mc:Fallback>
             <w:pict>
-              <v:rect w14:anchorId="2C9F8466" id="Rectangle 1" o:spid="_x0000_s1026" style="position:absolute;margin-left:231pt;margin-top:27.05pt;width:77.4pt;height:21.6pt;z-index:251654144;visibility:visible;mso-wrap-style:square;mso-height-percent:0;mso-wrap-distance-left:9pt;mso-wrap-distance-top:0;mso-wrap-distance-right:9pt;mso-wrap-distance-bottom:0;mso-position-horizontal:absolute;mso-position-horizontal-relative:text;mso-position-vertical:absolute;mso-position-vertical-relative:text;mso-height-percent:0;mso-height-relative:margin;v-text-anchor:middle" o:gfxdata="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" filled="f" strokecolor="black [3213]"/>
+              <v:rect w14:anchorId="422DBBC5" id="Rectangle 1" o:spid="_x0000_s1026" style="position:absolute;margin-left:231pt;margin-top:27.05pt;width:77.4pt;height:21.6pt;z-index:251654144;visibility:visible;mso-wrap-style:square;mso-height-percent:0;mso-wrap-distance-left:9pt;mso-wrap-distance-top:0;mso-wrap-distance-right:9pt;mso-wrap-distance-bottom:0;mso-position-horizontal:absolute;mso-position-horizontal-relative:text;mso-position-vertical:absolute;mso-position-vertical-relative:text;mso-height-percent:0;mso-height-relative:margin;v-text-anchor:middle" o:gfxdata="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" filled="f" strokecolor="black [3213]"/>
             </w:pict>
           </mc:Fallback>
         </mc:AlternateContent>
@@ -1204,7 +1204,7 @@
           </mc:Choice>
           <mc:Fallback>
             <w:pict>
-              <v:rect w14:anchorId="2CE5C65F" id="Rectangle 1" o:spid="_x0000_s1026" style="position:absolute;margin-left:236.4pt;margin-top:26.7pt;width:77.4pt;height:21.6pt;z-index:251660288;visibility:visible;mso-wrap-style:square;mso-height-percent:0;mso-wrap-distance-left:9pt;mso-wrap-distance-top:0;mso-wrap-distance-right:9pt;mso-wrap-distance-bottom:0;mso-position-horizontal:absolute;mso-position-horizontal-relative:text;mso-position-vertical:absolute;mso-position-vertical-relative:text;mso-height-percent:0;mso-height-relative:margin;v-text-anchor:middle" o:gfxdata="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" filled="f" strokecolor="black [3213]"/>
+              <v:rect w14:anchorId="7CBFD381" id="Rectangle 1" o:spid="_x0000_s1026" style="position:absolute;margin-left:236.4pt;margin-top:26.7pt;width:77.4pt;height:21.6pt;z-index:251660288;visibility:visible;mso-wrap-style:square;mso-height-percent:0;mso-wrap-distance-left:9pt;mso-wrap-distance-top:0;mso-wrap-distance-right:9pt;mso-wrap-distance-bottom:0;mso-position-horizontal:absolute;mso-position-horizontal-relative:text;mso-position-vertical:absolute;mso-position-vertical-relative:text;mso-height-percent:0;mso-height-relative:margin;v-text-anchor:middle" o:gfxdata="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" filled="f" strokecolor="black [3213]"/>
             </w:pict>
           </mc:Fallback>
         </mc:AlternateContent>
@@ -1284,7 +1284,7 @@
           </mc:Choice>
           <mc:Fallback>
             <w:pict>
-              <v:rect w14:anchorId="5583CCEE" id="Rectangle 1" o:spid="_x0000_s1026" style="position:absolute;margin-left:202.8pt;margin-top:.65pt;width:77.4pt;height:21.6pt;z-index:251658240;visibility:visible;mso-wrap-style:square;mso-height-percent:0;mso-wrap-distance-left:9pt;mso-wrap-distance-top:0;mso-wrap-distance-right:9pt;mso-wrap-distance-bottom:0;mso-position-horizontal:absolute;mso-position-horizontal-relative:text;mso-position-vertical:absolute;mso-position-vertical-relative:text;mso-height-percent:0;mso-height-relative:margin;v-text-anchor:middle" o:gfxdata="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" filled="f" strokecolor="black [3213]"/>
+              <v:rect w14:anchorId="4EA0F06F" id="Rectangle 1" o:spid="_x0000_s1026" style="position:absolute;margin-left:202.8pt;margin-top:.65pt;width:77.4pt;height:21.6pt;z-index:251658240;visibility:visible;mso-wrap-style:square;mso-height-percent:0;mso-wrap-distance-left:9pt;mso-wrap-distance-top:0;mso-wrap-distance-right:9pt;mso-wrap-distance-bottom:0;mso-position-horizontal:absolute;mso-position-horizontal-relative:text;mso-position-vertical:absolute;mso-position-vertical-relative:text;mso-height-percent:0;mso-height-relative:margin;v-text-anchor:middle" o:gfxdata="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" filled="f" strokecolor="black [3213]"/>
             </w:pict>
           </mc:Fallback>
         </mc:AlternateContent>
@@ -1382,7 +1382,7 @@
           </mc:Choice>
           <mc:Fallback>
             <w:pict>
-              <v:rect w14:anchorId="06B70C7C" id="Rectangle 1" o:spid="_x0000_s1026" style="position:absolute;margin-left:263.4pt;margin-top:25.5pt;width:77.4pt;height:21.6pt;z-index:251666432;visibility:visible;mso-wrap-style:square;mso-height-percent:0;mso-wrap-distance-left:9pt;mso-wrap-distance-top:0;mso-wrap-distance-right:9pt;mso-wrap-distance-bottom:0;mso-position-horizontal:absolute;mso-position-horizontal-relative:text;mso-position-vertical:absolute;mso-position-vertical-relative:text;mso-height-percent:0;mso-height-relative:margin;v-text-anchor:middle" o:gfxdata="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" filled="f" strokecolor="black [3213]"/>
+              <v:rect w14:anchorId="32F4AF7B" id="Rectangle 1" o:spid="_x0000_s1026" style="position:absolute;margin-left:263.4pt;margin-top:25.5pt;width:77.4pt;height:21.6pt;z-index:251666432;visibility:visible;mso-wrap-style:square;mso-height-percent:0;mso-wrap-distance-left:9pt;mso-wrap-distance-top:0;mso-wrap-distance-right:9pt;mso-wrap-distance-bottom:0;mso-position-horizontal:absolute;mso-position-horizontal-relative:text;mso-position-vertical:absolute;mso-position-vertical-relative:text;mso-height-percent:0;mso-height-relative:margin;v-text-anchor:middle" o:gfxdata="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" filled="f" strokecolor="black [3213]"/>
             </w:pict>
           </mc:Fallback>
         </mc:AlternateContent>
@@ -1462,7 +1462,7 @@
           </mc:Choice>
           <mc:Fallback>
             <w:pict>
-              <v:rect w14:anchorId="473063AA" id="Rectangle 1" o:spid="_x0000_s1026" style="position:absolute;margin-left:201pt;margin-top:.55pt;width:77.4pt;height:21.6pt;z-index:251664384;visibility:visible;mso-wrap-style:square;mso-height-percent:0;mso-wrap-distance-left:9pt;mso-wrap-distance-top:0;mso-wrap-distance-right:9pt;mso-wrap-distance-bottom:0;mso-position-horizontal:absolute;mso-position-horizontal-relative:text;mso-position-vertical:absolute;mso-position-vertical-relative:text;mso-height-percent:0;mso-height-relative:margin;v-text-anchor:middle" o:gfxdata="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" filled="f" strokecolor="black [3213]"/>
+              <v:rect w14:anchorId="3F45A257" id="Rectangle 1" o:spid="_x0000_s1026" style="position:absolute;margin-left:201pt;margin-top:.55pt;width:77.4pt;height:21.6pt;z-index:251664384;visibility:visible;mso-wrap-style:square;mso-height-percent:0;mso-wrap-distance-left:9pt;mso-wrap-distance-top:0;mso-wrap-distance-right:9pt;mso-wrap-distance-bottom:0;mso-position-horizontal:absolute;mso-position-horizontal-relative:text;mso-position-vertical:absolute;mso-position-vertical-relative:text;mso-height-percent:0;mso-height-relative:margin;v-text-anchor:middle" o:gfxdata="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" filled="f" strokecolor="black [3213]"/>
             </w:pict>
           </mc:Fallback>
         </mc:AlternateContent>
@@ -1795,27 +1795,7 @@
           <w:bCs/>
           <w:sz w:val="28"/>
         </w:rPr>
-        <w:t>4) Add (-</w:t>
-      </w:r>
-      <w:proofErr w:type="spellStart"/>
-      <w:r>
-        <w:rPr>
-          <w:rFonts w:ascii="Times New Roman" w:hAnsi="Times New Roman"/>
-          <w:b/>
-          <w:bCs/>
-          <w:sz w:val="28"/>
-        </w:rPr>
-        <w:t>ly</w:t>
-      </w:r>
-      <w:proofErr w:type="spellEnd"/>
-      <w:r>
-        <w:rPr>
-          <w:rFonts w:ascii="Times New Roman" w:hAnsi="Times New Roman"/>
-          <w:b/>
-          <w:bCs/>
-          <w:sz w:val="28"/>
-        </w:rPr>
-        <w:t>) to these words.</w:t>
+        <w:t>4) Add (-ly) to these words.</w:t>
       </w:r>
       <w:r>
         <w:rPr>

--- a/Received/4/4, english ii.docx
+++ b/Received/4/4, english ii.docx
@@ -218,7 +218,7 @@
           </mc:Choice>
           <mc:Fallback>
             <w:pict>
-              <v:rect w14:anchorId="34453309" id="Rectangle 1" o:spid="_x0000_s1026" style="position:absolute;margin-left:0;margin-top:.65pt;width:37.75pt;height:46.05pt;z-index:251649024;visibility:visible;mso-wrap-style:square;mso-width-percent:0;mso-height-percent:0;mso-wrap-distance-left:9pt;mso-wrap-distance-top:0;mso-wrap-distance-right:9pt;mso-wrap-distance-bottom:0;mso-position-horizontal:absolute;mso-position-horizontal-relative:margin;mso-position-vertical:absolute;mso-position-vertical-relative:text;mso-width-percent:0;mso-height-percent:0;mso-width-relative:margin;mso-height-relative:margin;v-text-anchor:middle" o:gfxdata="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" stroked="f" strokeweight="2pt">
+              <v:rect w14:anchorId="523B587D" id="Rectangle 1" o:spid="_x0000_s1026" style="position:absolute;margin-left:0;margin-top:.65pt;width:37.75pt;height:46.05pt;z-index:251649024;visibility:visible;mso-wrap-style:square;mso-width-percent:0;mso-height-percent:0;mso-wrap-distance-left:9pt;mso-wrap-distance-top:0;mso-wrap-distance-right:9pt;mso-wrap-distance-bottom:0;mso-position-horizontal:absolute;mso-position-horizontal-relative:margin;mso-position-vertical:absolute;mso-position-vertical-relative:text;mso-width-percent:0;mso-height-percent:0;mso-width-relative:margin;mso-height-relative:margin;v-text-anchor:middle" o:gfxdata="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" stroked="f" strokeweight="2pt">
                 <v:fill r:id="rId7" o:title="" recolor="t" rotate="t" type="frame"/>
                 <w10:wrap anchorx="margin"/>
               </v:rect>
@@ -735,7 +735,7 @@
                 </mc:Choice>
                 <mc:Fallback>
                   <w:pict>
-                    <v:rect w14:anchorId="4C911A52" id="Rectangle 2" o:spid="_x0000_s1026" style="position:absolute;margin-left:427.35pt;margin-top:8.15pt;width:86.25pt;height:34.35pt;z-index:251650048;visibility:visible;mso-wrap-style:square;mso-width-percent:0;mso-height-percent:0;mso-wrap-distance-left:9pt;mso-wrap-distance-top:0;mso-wrap-distance-right:9pt;mso-wrap-distance-bottom:0;mso-position-horizontal:absolute;mso-position-horizontal-relative:text;mso-position-vertical:absolute;mso-position-vertical-relative:text;mso-width-percent:0;mso-height-percent:0;mso-width-relative:page;mso-height-relative:margin;v-text-anchor:middle" o:gfxdata="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" fillcolor="white [3201]" strokecolor="black [3213]" strokeweight="2.25pt">
+                    <v:rect w14:anchorId="2463A365" id="Rectangle 2" o:spid="_x0000_s1026" style="position:absolute;margin-left:427.35pt;margin-top:8.15pt;width:86.25pt;height:34.35pt;z-index:251650048;visibility:visible;mso-wrap-style:square;mso-width-percent:0;mso-height-percent:0;mso-wrap-distance-left:9pt;mso-wrap-distance-top:0;mso-wrap-distance-right:9pt;mso-wrap-distance-bottom:0;mso-position-horizontal:absolute;mso-position-horizontal-relative:text;mso-position-vertical:absolute;mso-position-vertical-relative:text;mso-width-percent:0;mso-height-percent:0;mso-width-relative:page;mso-height-relative:margin;v-text-anchor:middle" o:gfxdata="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" fillcolor="white [3201]" strokecolor="black [3213]" strokeweight="2.25pt">
                       <v:path arrowok="t"/>
                     </v:rect>
                   </w:pict>
@@ -1104,7 +1104,7 @@
           </mc:Choice>
           <mc:Fallback>
             <w:pict>
-              <v:rect w14:anchorId="422DBBC5" id="Rectangle 1" o:spid="_x0000_s1026" style="position:absolute;margin-left:231pt;margin-top:27.05pt;width:77.4pt;height:21.6pt;z-index:251654144;visibility:visible;mso-wrap-style:square;mso-height-percent:0;mso-wrap-distance-left:9pt;mso-wrap-distance-top:0;mso-wrap-distance-right:9pt;mso-wrap-distance-bottom:0;mso-position-horizontal:absolute;mso-position-horizontal-relative:text;mso-position-vertical:absolute;mso-position-vertical-relative:text;mso-height-percent:0;mso-height-relative:margin;v-text-anchor:middle" o:gfxdata="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" filled="f" strokecolor="black [3213]"/>
+              <v:rect w14:anchorId="7B8013A5" id="Rectangle 1" o:spid="_x0000_s1026" style="position:absolute;margin-left:231pt;margin-top:27.05pt;width:77.4pt;height:21.6pt;z-index:251654144;visibility:visible;mso-wrap-style:square;mso-height-percent:0;mso-wrap-distance-left:9pt;mso-wrap-distance-top:0;mso-wrap-distance-right:9pt;mso-wrap-distance-bottom:0;mso-position-horizontal:absolute;mso-position-horizontal-relative:text;mso-position-vertical:absolute;mso-position-vertical-relative:text;mso-height-percent:0;mso-height-relative:margin;v-text-anchor:middle" o:gfxdata="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" filled="f" strokecolor="black [3213]"/>
             </w:pict>
           </mc:Fallback>
         </mc:AlternateContent>
@@ -1204,7 +1204,7 @@
           </mc:Choice>
           <mc:Fallback>
             <w:pict>
-              <v:rect w14:anchorId="7CBFD381" id="Rectangle 1" o:spid="_x0000_s1026" style="position:absolute;margin-left:236.4pt;margin-top:26.7pt;width:77.4pt;height:21.6pt;z-index:251660288;visibility:visible;mso-wrap-style:square;mso-height-percent:0;mso-wrap-distance-left:9pt;mso-wrap-distance-top:0;mso-wrap-distance-right:9pt;mso-wrap-distance-bottom:0;mso-position-horizontal:absolute;mso-position-horizontal-relative:text;mso-position-vertical:absolute;mso-position-vertical-relative:text;mso-height-percent:0;mso-height-relative:margin;v-text-anchor:middle" o:gfxdata="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" filled="f" strokecolor="black [3213]"/>
+              <v:rect w14:anchorId="52467399" id="Rectangle 1" o:spid="_x0000_s1026" style="position:absolute;margin-left:236.4pt;margin-top:26.7pt;width:77.4pt;height:21.6pt;z-index:251660288;visibility:visible;mso-wrap-style:square;mso-height-percent:0;mso-wrap-distance-left:9pt;mso-wrap-distance-top:0;mso-wrap-distance-right:9pt;mso-wrap-distance-bottom:0;mso-position-horizontal:absolute;mso-position-horizontal-relative:text;mso-position-vertical:absolute;mso-position-vertical-relative:text;mso-height-percent:0;mso-height-relative:margin;v-text-anchor:middle" o:gfxdata="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" filled="f" strokecolor="black [3213]"/>
             </w:pict>
           </mc:Fallback>
         </mc:AlternateContent>
@@ -1284,7 +1284,7 @@
           </mc:Choice>
           <mc:Fallback>
             <w:pict>
-              <v:rect w14:anchorId="4EA0F06F" id="Rectangle 1" o:spid="_x0000_s1026" style="position:absolute;margin-left:202.8pt;margin-top:.65pt;width:77.4pt;height:21.6pt;z-index:251658240;visibility:visible;mso-wrap-style:square;mso-height-percent:0;mso-wrap-distance-left:9pt;mso-wrap-distance-top:0;mso-wrap-distance-right:9pt;mso-wrap-distance-bottom:0;mso-position-horizontal:absolute;mso-position-horizontal-relative:text;mso-position-vertical:absolute;mso-position-vertical-relative:text;mso-height-percent:0;mso-height-relative:margin;v-text-anchor:middle" o:gfxdata="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" filled="f" strokecolor="black [3213]"/>
+              <v:rect w14:anchorId="351EBD9E" id="Rectangle 1" o:spid="_x0000_s1026" style="position:absolute;margin-left:202.8pt;margin-top:.65pt;width:77.4pt;height:21.6pt;z-index:251658240;visibility:visible;mso-wrap-style:square;mso-height-percent:0;mso-wrap-distance-left:9pt;mso-wrap-distance-top:0;mso-wrap-distance-right:9pt;mso-wrap-distance-bottom:0;mso-position-horizontal:absolute;mso-position-horizontal-relative:text;mso-position-vertical:absolute;mso-position-vertical-relative:text;mso-height-percent:0;mso-height-relative:margin;v-text-anchor:middle" o:gfxdata="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" filled="f" strokecolor="black [3213]"/>
             </w:pict>
           </mc:Fallback>
         </mc:AlternateContent>
@@ -1382,7 +1382,7 @@
           </mc:Choice>
           <mc:Fallback>
             <w:pict>
-              <v:rect w14:anchorId="32F4AF7B" id="Rectangle 1" o:spid="_x0000_s1026" style="position:absolute;margin-left:263.4pt;margin-top:25.5pt;width:77.4pt;height:21.6pt;z-index:251666432;visibility:visible;mso-wrap-style:square;mso-height-percent:0;mso-wrap-distance-left:9pt;mso-wrap-distance-top:0;mso-wrap-distance-right:9pt;mso-wrap-distance-bottom:0;mso-position-horizontal:absolute;mso-position-horizontal-relative:text;mso-position-vertical:absolute;mso-position-vertical-relative:text;mso-height-percent:0;mso-height-relative:margin;v-text-anchor:middle" o:gfxdata="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" filled="f" strokecolor="black [3213]"/>
+              <v:rect w14:anchorId="21E058CE" id="Rectangle 1" o:spid="_x0000_s1026" style="position:absolute;margin-left:263.4pt;margin-top:25.5pt;width:77.4pt;height:21.6pt;z-index:251666432;visibility:visible;mso-wrap-style:square;mso-height-percent:0;mso-wrap-distance-left:9pt;mso-wrap-distance-top:0;mso-wrap-distance-right:9pt;mso-wrap-distance-bottom:0;mso-position-horizontal:absolute;mso-position-horizontal-relative:text;mso-position-vertical:absolute;mso-position-vertical-relative:text;mso-height-percent:0;mso-height-relative:margin;v-text-anchor:middle" o:gfxdata="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" filled="f" strokecolor="black [3213]"/>
             </w:pict>
           </mc:Fallback>
         </mc:AlternateContent>
@@ -1462,7 +1462,7 @@
           </mc:Choice>
           <mc:Fallback>
             <w:pict>
-              <v:rect w14:anchorId="3F45A257" id="Rectangle 1" o:spid="_x0000_s1026" style="position:absolute;margin-left:201pt;margin-top:.55pt;width:77.4pt;height:21.6pt;z-index:251664384;visibility:visible;mso-wrap-style:square;mso-height-percent:0;mso-wrap-distance-left:9pt;mso-wrap-distance-top:0;mso-wrap-distance-right:9pt;mso-wrap-distance-bottom:0;mso-position-horizontal:absolute;mso-position-horizontal-relative:text;mso-position-vertical:absolute;mso-position-vertical-relative:text;mso-height-percent:0;mso-height-relative:margin;v-text-anchor:middle" o:gfxdata="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" filled="f" strokecolor="black [3213]"/>
+              <v:rect w14:anchorId="4880D651" id="Rectangle 1" o:spid="_x0000_s1026" style="position:absolute;margin-left:201pt;margin-top:.55pt;width:77.4pt;height:21.6pt;z-index:251664384;visibility:visible;mso-wrap-style:square;mso-height-percent:0;mso-wrap-distance-left:9pt;mso-wrap-distance-top:0;mso-wrap-distance-right:9pt;mso-wrap-distance-bottom:0;mso-position-horizontal:absolute;mso-position-horizontal-relative:text;mso-position-vertical:absolute;mso-position-vertical-relative:text;mso-height-percent:0;mso-height-relative:margin;v-text-anchor:middle" o:gfxdata="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" filled="f" strokecolor="black [3213]"/>
             </w:pict>
           </mc:Fallback>
         </mc:AlternateContent>
@@ -2153,7 +2153,16 @@
           <w:bCs/>
           <w:sz w:val="28"/>
         </w:rPr>
-        <w:t>6) Write Masculine of given gender:</w:t>
+        <w:t>6) Write Masculine of given gender</w:t>
+      </w:r>
+      <w:r>
+        <w:rPr>
+          <w:rFonts w:ascii="Times New Roman" w:hAnsi="Times New Roman"/>
+          <w:b/>
+          <w:bCs/>
+          <w:sz w:val="28"/>
+        </w:rPr>
+        <w:t>.</w:t>
       </w:r>
       <w:r>
         <w:rPr>
@@ -2306,7 +2315,16 @@
           <w:bCs/>
           <w:sz w:val="28"/>
         </w:rPr>
-        <w:t>7) Fill in the blanks with suitable conjunctions:</w:t>
+        <w:t>7) Fill in the blanks with suitable conjunctions</w:t>
+      </w:r>
+      <w:r>
+        <w:rPr>
+          <w:rFonts w:ascii="Times New Roman" w:hAnsi="Times New Roman"/>
+          <w:b/>
+          <w:bCs/>
+          <w:sz w:val="28"/>
+        </w:rPr>
+        <w:t>.</w:t>
       </w:r>
       <w:r>
         <w:rPr>
@@ -2447,7 +2465,16 @@
           <w:bCs/>
           <w:sz w:val="28"/>
         </w:rPr>
-        <w:t>8) Write the babies names of given animals:</w:t>
+        <w:t>8) Write the babies names of given animals</w:t>
+      </w:r>
+      <w:r>
+        <w:rPr>
+          <w:rFonts w:ascii="Times New Roman" w:hAnsi="Times New Roman"/>
+          <w:b/>
+          <w:bCs/>
+          <w:sz w:val="28"/>
+        </w:rPr>
+        <w:t>.</w:t>
       </w:r>
       <w:r>
         <w:rPr>
@@ -2595,7 +2622,16 @@
           <w:bCs/>
           <w:sz w:val="28"/>
         </w:rPr>
-        <w:t>9) Fill in a, an or the where necessary:</w:t>
+        <w:t>9) Fill in a, an or the where necessary</w:t>
+      </w:r>
+      <w:r>
+        <w:rPr>
+          <w:rFonts w:ascii="Times New Roman" w:hAnsi="Times New Roman"/>
+          <w:b/>
+          <w:bCs/>
+          <w:sz w:val="28"/>
+        </w:rPr>
+        <w:t>.</w:t>
       </w:r>
       <w:r>
         <w:rPr>
